--- a/resources/week-05/W5L3 - F1 Website - Page Content.docx
+++ b/resources/week-05/W5L3 - F1 Website - Page Content.docx
@@ -100,7 +100,7 @@
           <w:i w:val="0"/>
           <w:sz w:val="22"/>
         </w:rPr>
-        <w:t>Build an F1 website with 4 pages. Below is what goes on each page. You write the HTML: choose the right tag for each part, save each file with its file name, and open it in the browser.</w:t>
+        <w:t>Build an F1 website with 4 pages and connect them with hyperlinks. Below is what goes on each page. You write the HTML: choose the right tag for each part, save each file with its file name, and test every link in the browser.</w:t>
       </w:r>
     </w:p>
     <w:p>
@@ -115,6 +115,188 @@
           <w:sz w:val="20"/>
         </w:rPr>
         <w:t>Remember: every page needs the full HTML skeleton, with the tab title inside &lt;title&gt;.</w:t>
+      </w:r>
+    </w:p>
+    <w:tbl>
+      <w:tblPr>
+        <w:tblW w:type="auto" w:w="0"/>
+        <w:jc w:val="center"/>
+        <w:tblLayout w:type="fixed"/>
+        <w:tblLook w:firstColumn="1" w:firstRow="1" w:lastColumn="0" w:lastRow="0" w:noHBand="0" w:noVBand="1" w:val="04A0"/>
+        <w:tblBorders>
+          <w:top w:val="single" w:color="156082" w:sz="8"/>
+          <w:left w:val="single" w:color="156082" w:sz="8"/>
+          <w:bottom w:val="single" w:color="156082" w:sz="8"/>
+          <w:right w:val="single" w:color="156082" w:sz="8"/>
+          <w:insideH w:val="single" w:color="156082" w:sz="8"/>
+          <w:insideV w:val="single" w:color="156082" w:sz="8"/>
+        </w:tblBorders>
+      </w:tblPr>
+      <w:tblGrid>
+        <w:gridCol w:w="9360"/>
+      </w:tblGrid>
+      <w:tr>
+        <w:tc>
+          <w:tcPr>
+            <w:tcW w:type="dxa" w:w="9360"/>
+            <w:shd w:val="clear" w:color="auto" w:fill="E8F1F8"/>
+            <w:tcMar>
+              <w:top w:w="90" w:type="dxa"/>
+              <w:left w:w="140" w:type="dxa"/>
+              <w:bottom w:w="90" w:type="dxa"/>
+              <w:right w:w="140" w:type="dxa"/>
+            </w:tcMar>
+          </w:tcPr>
+          <w:p>
+            <w:pPr>
+              <w:spacing w:after="40" w:before="0"/>
+            </w:pPr>
+            <w:r>
+              <w:rPr>
+                <w:rFonts w:ascii="Times New Roman" w:hAnsi="Times New Roman" w:eastAsia="Times New Roman"/>
+                <w:b/>
+                <w:i w:val="0"/>
+                <w:color w:val="0E2841"/>
+                <w:sz w:val="25"/>
+              </w:rPr>
+              <w:t>Navigation menu</w:t>
+            </w:r>
+            <w:r>
+              <w:rPr>
+                <w:rFonts w:ascii="Times New Roman" w:hAnsi="Times New Roman" w:eastAsia="Times New Roman"/>
+                <w:b w:val="0"/>
+                <w:i/>
+                <w:color w:val="156082"/>
+                <w:sz w:val="20"/>
+              </w:rPr>
+              <w:t xml:space="preserve">   put the same menu at the top of EVERY page</w:t>
+            </w:r>
+          </w:p>
+          <w:p>
+            <w:pPr>
+              <w:spacing w:after="0" w:before="0"/>
+            </w:pPr>
+            <w:r>
+              <w:rPr>
+                <w:rFonts w:ascii="Times New Roman" w:hAnsi="Times New Roman" w:eastAsia="Times New Roman"/>
+                <w:b/>
+                <w:i w:val="0"/>
+                <w:sz w:val="22"/>
+              </w:rPr>
+              <w:t>Home</w:t>
+            </w:r>
+            <w:r>
+              <w:rPr>
+                <w:rFonts w:ascii="Consolas" w:hAnsi="Consolas" w:eastAsia="Consolas"/>
+                <w:b w:val="0"/>
+                <w:i w:val="0"/>
+                <w:color w:val="156082"/>
+                <w:sz w:val="19"/>
+              </w:rPr>
+              <w:t xml:space="preserve"> → index.html</w:t>
+            </w:r>
+            <w:r>
+              <w:rPr>
+                <w:rFonts w:ascii="Times New Roman" w:hAnsi="Times New Roman" w:eastAsia="Times New Roman"/>
+                <w:b w:val="0"/>
+                <w:i w:val="0"/>
+                <w:color w:val="999999"/>
+                <w:sz w:val="22"/>
+              </w:rPr>
+              <w:t xml:space="preserve">     |     </w:t>
+            </w:r>
+            <w:r>
+              <w:rPr>
+                <w:rFonts w:ascii="Times New Roman" w:hAnsi="Times New Roman" w:eastAsia="Times New Roman"/>
+                <w:b/>
+                <w:i w:val="0"/>
+                <w:sz w:val="22"/>
+              </w:rPr>
+              <w:t>About Us</w:t>
+            </w:r>
+            <w:r>
+              <w:rPr>
+                <w:rFonts w:ascii="Consolas" w:hAnsi="Consolas" w:eastAsia="Consolas"/>
+                <w:b w:val="0"/>
+                <w:i w:val="0"/>
+                <w:color w:val="156082"/>
+                <w:sz w:val="19"/>
+              </w:rPr>
+              <w:t xml:space="preserve"> → about.html</w:t>
+            </w:r>
+            <w:r>
+              <w:rPr>
+                <w:rFonts w:ascii="Times New Roman" w:hAnsi="Times New Roman" w:eastAsia="Times New Roman"/>
+                <w:b w:val="0"/>
+                <w:i w:val="0"/>
+                <w:color w:val="999999"/>
+                <w:sz w:val="22"/>
+              </w:rPr>
+              <w:t xml:space="preserve">     |     </w:t>
+            </w:r>
+            <w:r>
+              <w:rPr>
+                <w:rFonts w:ascii="Times New Roman" w:hAnsi="Times New Roman" w:eastAsia="Times New Roman"/>
+                <w:b/>
+                <w:i w:val="0"/>
+                <w:sz w:val="22"/>
+              </w:rPr>
+              <w:t>Contact Us</w:t>
+            </w:r>
+            <w:r>
+              <w:rPr>
+                <w:rFonts w:ascii="Consolas" w:hAnsi="Consolas" w:eastAsia="Consolas"/>
+                <w:b w:val="0"/>
+                <w:i w:val="0"/>
+                <w:color w:val="156082"/>
+                <w:sz w:val="19"/>
+              </w:rPr>
+              <w:t xml:space="preserve"> → contact.html</w:t>
+            </w:r>
+            <w:r>
+              <w:rPr>
+                <w:rFonts w:ascii="Times New Roman" w:hAnsi="Times New Roman" w:eastAsia="Times New Roman"/>
+                <w:b w:val="0"/>
+                <w:i w:val="0"/>
+                <w:color w:val="999999"/>
+                <w:sz w:val="22"/>
+              </w:rPr>
+              <w:t xml:space="preserve">     |     </w:t>
+            </w:r>
+            <w:r>
+              <w:rPr>
+                <w:rFonts w:ascii="Times New Roman" w:hAnsi="Times New Roman" w:eastAsia="Times New Roman"/>
+                <w:b/>
+                <w:i w:val="0"/>
+                <w:sz w:val="22"/>
+              </w:rPr>
+              <w:t>Vision and Mission</w:t>
+            </w:r>
+            <w:r>
+              <w:rPr>
+                <w:rFonts w:ascii="Consolas" w:hAnsi="Consolas" w:eastAsia="Consolas"/>
+                <w:b w:val="0"/>
+                <w:i w:val="0"/>
+                <w:color w:val="156082"/>
+                <w:sz w:val="19"/>
+              </w:rPr>
+              <w:t xml:space="preserve"> → vision.html</w:t>
+            </w:r>
+          </w:p>
+        </w:tc>
+      </w:tr>
+    </w:tbl>
+    <w:p>
+      <w:pPr>
+        <w:spacing w:after="80" w:before="0"/>
+      </w:pPr>
+      <w:r>
+        <w:rPr>
+          <w:rFonts w:ascii="Times New Roman" w:hAnsi="Times New Roman" w:eastAsia="Times New Roman"/>
+          <w:b w:val="0"/>
+          <w:i w:val="0"/>
+          <w:sz w:val="8"/>
+        </w:rPr>
       </w:r>
     </w:p>
     <w:tbl>
@@ -161,7 +343,7 @@
                 <w:b/>
                 <w:i w:val="0"/>
                 <w:color w:val="0E2841"/>
-                <w:sz w:val="27"/>
+                <w:sz w:val="25"/>
               </w:rPr>
               <w:t>Home page</w:t>
             </w:r>
@@ -171,7 +353,7 @@
                 <w:b w:val="0"/>
                 <w:i w:val="0"/>
                 <w:color w:val="156082"/>
-                <w:sz w:val="22"/>
+                <w:sz w:val="20"/>
               </w:rPr>
               <w:t xml:space="preserve">   file: index.html</w:t>
             </w:r>
@@ -186,7 +368,7 @@
                 <w:b w:val="0"/>
                 <w:i/>
                 <w:color w:val="555555"/>
-                <w:sz w:val="22"/>
+                <w:sz w:val="20"/>
               </w:rPr>
               <w:t xml:space="preserve">Tab title: </w:t>
             </w:r>
@@ -196,7 +378,7 @@
                 <w:b w:val="0"/>
                 <w:i/>
                 <w:color w:val="555555"/>
-                <w:sz w:val="22"/>
+                <w:sz w:val="20"/>
               </w:rPr>
               <w:t>F1 World - Home</w:t>
             </w:r>
@@ -211,7 +393,7 @@
                 <w:b/>
                 <w:i w:val="0"/>
                 <w:color w:val="156082"/>
-                <w:sz w:val="22"/>
+                <w:sz w:val="20"/>
               </w:rPr>
               <w:t xml:space="preserve">Main heading: </w:t>
             </w:r>
@@ -220,7 +402,7 @@
                 <w:rFonts w:ascii="Times New Roman" w:hAnsi="Times New Roman" w:eastAsia="Times New Roman"/>
                 <w:b w:val="0"/>
                 <w:i w:val="0"/>
-                <w:sz w:val="24"/>
+                <w:sz w:val="22"/>
               </w:rPr>
               <w:t>Welcome to F1 World</w:t>
             </w:r>
@@ -235,7 +417,7 @@
                 <w:b/>
                 <w:i w:val="0"/>
                 <w:color w:val="156082"/>
-                <w:sz w:val="22"/>
+                <w:sz w:val="20"/>
               </w:rPr>
               <w:t xml:space="preserve">Paragraph: </w:t>
             </w:r>
@@ -244,7 +426,7 @@
                 <w:rFonts w:ascii="Times New Roman" w:hAnsi="Times New Roman" w:eastAsia="Times New Roman"/>
                 <w:b w:val="0"/>
                 <w:i w:val="0"/>
-                <w:sz w:val="24"/>
+                <w:sz w:val="22"/>
               </w:rPr>
               <w:t>Formula 1 is the fastest motor racing sport in the world.</w:t>
             </w:r>
@@ -259,7 +441,7 @@
                 <w:b/>
                 <w:i w:val="0"/>
                 <w:color w:val="156082"/>
-                <w:sz w:val="22"/>
+                <w:sz w:val="20"/>
               </w:rPr>
               <w:t xml:space="preserve">Subheading: </w:t>
             </w:r>
@@ -268,7 +450,7 @@
                 <w:rFonts w:ascii="Times New Roman" w:hAnsi="Times New Roman" w:eastAsia="Times New Roman"/>
                 <w:b w:val="0"/>
                 <w:i w:val="0"/>
-                <w:sz w:val="24"/>
+                <w:sz w:val="22"/>
               </w:rPr>
               <w:t>Why we love F1</w:t>
             </w:r>
@@ -283,7 +465,7 @@
                 <w:b/>
                 <w:i w:val="0"/>
                 <w:color w:val="156082"/>
-                <w:sz w:val="22"/>
+                <w:sz w:val="20"/>
               </w:rPr>
               <w:t xml:space="preserve">Bulleted list: </w:t>
             </w:r>
@@ -298,7 +480,7 @@
                 <w:rFonts w:ascii="Times New Roman" w:hAnsi="Times New Roman" w:eastAsia="Times New Roman"/>
                 <w:b w:val="0"/>
                 <w:i w:val="0"/>
-                <w:sz w:val="24"/>
+                <w:sz w:val="22"/>
               </w:rPr>
               <w:t>•  Very fast cars</w:t>
             </w:r>
@@ -313,7 +495,7 @@
                 <w:rFonts w:ascii="Times New Roman" w:hAnsi="Times New Roman" w:eastAsia="Times New Roman"/>
                 <w:b w:val="0"/>
                 <w:i w:val="0"/>
-                <w:sz w:val="24"/>
+                <w:sz w:val="22"/>
               </w:rPr>
               <w:t>•  Skilled drivers</w:t>
             </w:r>
@@ -328,7 +510,7 @@
                 <w:rFonts w:ascii="Times New Roman" w:hAnsi="Times New Roman" w:eastAsia="Times New Roman"/>
                 <w:b w:val="0"/>
                 <w:i w:val="0"/>
-                <w:sz w:val="24"/>
+                <w:sz w:val="22"/>
               </w:rPr>
               <w:t>•  Races in many countries</w:t>
             </w:r>
@@ -343,7 +525,7 @@
                 <w:b/>
                 <w:i w:val="0"/>
                 <w:color w:val="156082"/>
-                <w:sz w:val="22"/>
+                <w:sz w:val="20"/>
               </w:rPr>
               <w:t xml:space="preserve">Paragraph: </w:t>
             </w:r>
@@ -352,9 +534,33 @@
                 <w:rFonts w:ascii="Times New Roman" w:hAnsi="Times New Roman" w:eastAsia="Times New Roman"/>
                 <w:b w:val="0"/>
                 <w:i w:val="0"/>
-                <w:sz w:val="24"/>
+                <w:sz w:val="22"/>
               </w:rPr>
               <w:t>The Abu Dhabi Grand Prix is held at Yas Marina Circuit.</w:t>
+            </w:r>
+          </w:p>
+          <w:p>
+            <w:pPr>
+              <w:spacing w:after="0" w:before="0"/>
+            </w:pPr>
+            <w:r>
+              <w:rPr>
+                <w:rFonts w:ascii="Times New Roman" w:hAnsi="Times New Roman" w:eastAsia="Times New Roman"/>
+                <w:b/>
+                <w:i w:val="0"/>
+                <w:color w:val="156082"/>
+                <w:sz w:val="20"/>
+              </w:rPr>
+              <w:t xml:space="preserve">Link, new tab: </w:t>
+            </w:r>
+            <w:r>
+              <w:rPr>
+                <w:rFonts w:ascii="Times New Roman" w:hAnsi="Times New Roman" w:eastAsia="Times New Roman"/>
+                <w:b w:val="0"/>
+                <w:i w:val="0"/>
+                <w:sz w:val="22"/>
+              </w:rPr>
+              <w:t>Official F1 website → https://www.formula1.com</w:t>
             </w:r>
           </w:p>
         </w:tc>
@@ -379,7 +585,7 @@
                 <w:b/>
                 <w:i w:val="0"/>
                 <w:color w:val="0E2841"/>
-                <w:sz w:val="27"/>
+                <w:sz w:val="25"/>
               </w:rPr>
               <w:t>About Us</w:t>
             </w:r>
@@ -389,7 +595,7 @@
                 <w:b w:val="0"/>
                 <w:i w:val="0"/>
                 <w:color w:val="156082"/>
-                <w:sz w:val="22"/>
+                <w:sz w:val="20"/>
               </w:rPr>
               <w:t xml:space="preserve">   file: about.html</w:t>
             </w:r>
@@ -404,7 +610,7 @@
                 <w:b w:val="0"/>
                 <w:i/>
                 <w:color w:val="555555"/>
-                <w:sz w:val="22"/>
+                <w:sz w:val="20"/>
               </w:rPr>
               <w:t xml:space="preserve">Tab title: </w:t>
             </w:r>
@@ -414,7 +620,7 @@
                 <w:b w:val="0"/>
                 <w:i/>
                 <w:color w:val="555555"/>
-                <w:sz w:val="22"/>
+                <w:sz w:val="20"/>
               </w:rPr>
               <w:t>F1 World - About Us</w:t>
             </w:r>
@@ -429,7 +635,7 @@
                 <w:b/>
                 <w:i w:val="0"/>
                 <w:color w:val="156082"/>
-                <w:sz w:val="22"/>
+                <w:sz w:val="20"/>
               </w:rPr>
               <w:t xml:space="preserve">Main heading: </w:t>
             </w:r>
@@ -438,7 +644,7 @@
                 <w:rFonts w:ascii="Times New Roman" w:hAnsi="Times New Roman" w:eastAsia="Times New Roman"/>
                 <w:b w:val="0"/>
                 <w:i w:val="0"/>
-                <w:sz w:val="24"/>
+                <w:sz w:val="22"/>
               </w:rPr>
               <w:t>About Us</w:t>
             </w:r>
@@ -453,7 +659,7 @@
                 <w:b/>
                 <w:i w:val="0"/>
                 <w:color w:val="156082"/>
-                <w:sz w:val="22"/>
+                <w:sz w:val="20"/>
               </w:rPr>
               <w:t xml:space="preserve">Paragraph: </w:t>
             </w:r>
@@ -462,7 +668,7 @@
                 <w:rFonts w:ascii="Times New Roman" w:hAnsi="Times New Roman" w:eastAsia="Times New Roman"/>
                 <w:b w:val="0"/>
                 <w:i w:val="0"/>
-                <w:sz w:val="24"/>
+                <w:sz w:val="22"/>
               </w:rPr>
               <w:t>We are Grade 9 students who love Formula 1.</w:t>
             </w:r>
@@ -477,7 +683,7 @@
                 <w:b/>
                 <w:i w:val="0"/>
                 <w:color w:val="156082"/>
-                <w:sz w:val="22"/>
+                <w:sz w:val="20"/>
               </w:rPr>
               <w:t xml:space="preserve">Subheading: </w:t>
             </w:r>
@@ -486,7 +692,7 @@
                 <w:rFonts w:ascii="Times New Roman" w:hAnsi="Times New Roman" w:eastAsia="Times New Roman"/>
                 <w:b w:val="0"/>
                 <w:i w:val="0"/>
-                <w:sz w:val="24"/>
+                <w:sz w:val="22"/>
               </w:rPr>
               <w:t>F1 facts</w:t>
             </w:r>
@@ -501,7 +707,7 @@
                 <w:b/>
                 <w:i w:val="0"/>
                 <w:color w:val="156082"/>
-                <w:sz w:val="22"/>
+                <w:sz w:val="20"/>
               </w:rPr>
               <w:t xml:space="preserve">Bulleted list: </w:t>
             </w:r>
@@ -516,7 +722,7 @@
                 <w:rFonts w:ascii="Times New Roman" w:hAnsi="Times New Roman" w:eastAsia="Times New Roman"/>
                 <w:b w:val="0"/>
                 <w:i w:val="0"/>
-                <w:sz w:val="24"/>
+                <w:sz w:val="22"/>
               </w:rPr>
               <w:t>•  The first F1 race was in 1950.</w:t>
             </w:r>
@@ -531,7 +737,7 @@
                 <w:rFonts w:ascii="Times New Roman" w:hAnsi="Times New Roman" w:eastAsia="Times New Roman"/>
                 <w:b w:val="0"/>
                 <w:i w:val="0"/>
-                <w:sz w:val="24"/>
+                <w:sz w:val="22"/>
               </w:rPr>
               <w:t>•  Each team has two drivers.</w:t>
             </w:r>
@@ -546,7 +752,7 @@
                 <w:rFonts w:ascii="Times New Roman" w:hAnsi="Times New Roman" w:eastAsia="Times New Roman"/>
                 <w:b w:val="0"/>
                 <w:i w:val="0"/>
-                <w:sz w:val="24"/>
+                <w:sz w:val="22"/>
               </w:rPr>
               <w:t>•  F1 cars can go faster than 300 km/h.</w:t>
             </w:r>
@@ -578,7 +784,7 @@
                 <w:b/>
                 <w:i w:val="0"/>
                 <w:color w:val="0E2841"/>
-                <w:sz w:val="27"/>
+                <w:sz w:val="25"/>
               </w:rPr>
               <w:t>Contact Us</w:t>
             </w:r>
@@ -588,7 +794,7 @@
                 <w:b w:val="0"/>
                 <w:i w:val="0"/>
                 <w:color w:val="156082"/>
-                <w:sz w:val="22"/>
+                <w:sz w:val="20"/>
               </w:rPr>
               <w:t xml:space="preserve">   file: contact.html</w:t>
             </w:r>
@@ -603,7 +809,7 @@
                 <w:b w:val="0"/>
                 <w:i/>
                 <w:color w:val="555555"/>
-                <w:sz w:val="22"/>
+                <w:sz w:val="20"/>
               </w:rPr>
               <w:t xml:space="preserve">Tab title: </w:t>
             </w:r>
@@ -613,7 +819,7 @@
                 <w:b w:val="0"/>
                 <w:i/>
                 <w:color w:val="555555"/>
-                <w:sz w:val="22"/>
+                <w:sz w:val="20"/>
               </w:rPr>
               <w:t>F1 World - Contact Us</w:t>
             </w:r>
@@ -628,7 +834,7 @@
                 <w:b/>
                 <w:i w:val="0"/>
                 <w:color w:val="156082"/>
-                <w:sz w:val="22"/>
+                <w:sz w:val="20"/>
               </w:rPr>
               <w:t xml:space="preserve">Main heading: </w:t>
             </w:r>
@@ -637,7 +843,7 @@
                 <w:rFonts w:ascii="Times New Roman" w:hAnsi="Times New Roman" w:eastAsia="Times New Roman"/>
                 <w:b w:val="0"/>
                 <w:i w:val="0"/>
-                <w:sz w:val="24"/>
+                <w:sz w:val="22"/>
               </w:rPr>
               <w:t>Contact Us</w:t>
             </w:r>
@@ -652,7 +858,7 @@
                 <w:b/>
                 <w:i w:val="0"/>
                 <w:color w:val="156082"/>
-                <w:sz w:val="22"/>
+                <w:sz w:val="20"/>
               </w:rPr>
               <w:t xml:space="preserve">Paragraph: </w:t>
             </w:r>
@@ -661,7 +867,7 @@
                 <w:rFonts w:ascii="Times New Roman" w:hAnsi="Times New Roman" w:eastAsia="Times New Roman"/>
                 <w:b w:val="0"/>
                 <w:i w:val="0"/>
-                <w:sz w:val="24"/>
+                <w:sz w:val="22"/>
               </w:rPr>
               <w:t>Do you have a question about F1? Get in touch!</w:t>
             </w:r>
@@ -676,7 +882,7 @@
                 <w:b/>
                 <w:i w:val="0"/>
                 <w:color w:val="156082"/>
-                <w:sz w:val="22"/>
+                <w:sz w:val="20"/>
               </w:rPr>
               <w:t xml:space="preserve">Bulleted list: </w:t>
             </w:r>
@@ -691,7 +897,7 @@
                 <w:rFonts w:ascii="Times New Roman" w:hAnsi="Times New Roman" w:eastAsia="Times New Roman"/>
                 <w:b w:val="0"/>
                 <w:i w:val="0"/>
-                <w:sz w:val="24"/>
+                <w:sz w:val="22"/>
               </w:rPr>
               <w:t>•  Email: f1fans@example.com</w:t>
             </w:r>
@@ -706,7 +912,7 @@
                 <w:rFonts w:ascii="Times New Roman" w:hAnsi="Times New Roman" w:eastAsia="Times New Roman"/>
                 <w:b w:val="0"/>
                 <w:i w:val="0"/>
-                <w:sz w:val="24"/>
+                <w:sz w:val="22"/>
               </w:rPr>
               <w:t>•  Phone: 04 000 0000</w:t>
             </w:r>
@@ -721,7 +927,7 @@
                 <w:rFonts w:ascii="Times New Roman" w:hAnsi="Times New Roman" w:eastAsia="Times New Roman"/>
                 <w:b w:val="0"/>
                 <w:i w:val="0"/>
-                <w:sz w:val="24"/>
+                <w:sz w:val="22"/>
               </w:rPr>
               <w:t>•  Location: Dubai, UAE</w:t>
             </w:r>
@@ -748,7 +954,7 @@
                 <w:b/>
                 <w:i w:val="0"/>
                 <w:color w:val="0E2841"/>
-                <w:sz w:val="27"/>
+                <w:sz w:val="25"/>
               </w:rPr>
               <w:t>Vision and Mission</w:t>
             </w:r>
@@ -758,7 +964,7 @@
                 <w:b w:val="0"/>
                 <w:i w:val="0"/>
                 <w:color w:val="156082"/>
-                <w:sz w:val="22"/>
+                <w:sz w:val="20"/>
               </w:rPr>
               <w:t xml:space="preserve">   file: vision.html</w:t>
             </w:r>
@@ -773,7 +979,7 @@
                 <w:b w:val="0"/>
                 <w:i/>
                 <w:color w:val="555555"/>
-                <w:sz w:val="22"/>
+                <w:sz w:val="20"/>
               </w:rPr>
               <w:t xml:space="preserve">Tab title: </w:t>
             </w:r>
@@ -783,7 +989,7 @@
                 <w:b w:val="0"/>
                 <w:i/>
                 <w:color w:val="555555"/>
-                <w:sz w:val="22"/>
+                <w:sz w:val="20"/>
               </w:rPr>
               <w:t>F1 World - Vision and Mission</w:t>
             </w:r>
@@ -798,7 +1004,7 @@
                 <w:b/>
                 <w:i w:val="0"/>
                 <w:color w:val="156082"/>
-                <w:sz w:val="22"/>
+                <w:sz w:val="20"/>
               </w:rPr>
               <w:t xml:space="preserve">Main heading: </w:t>
             </w:r>
@@ -807,7 +1013,7 @@
                 <w:rFonts w:ascii="Times New Roman" w:hAnsi="Times New Roman" w:eastAsia="Times New Roman"/>
                 <w:b w:val="0"/>
                 <w:i w:val="0"/>
-                <w:sz w:val="24"/>
+                <w:sz w:val="22"/>
               </w:rPr>
               <w:t>Vision and Mission</w:t>
             </w:r>
@@ -822,7 +1028,7 @@
                 <w:b/>
                 <w:i w:val="0"/>
                 <w:color w:val="156082"/>
-                <w:sz w:val="22"/>
+                <w:sz w:val="20"/>
               </w:rPr>
               <w:t xml:space="preserve">Subheading: </w:t>
             </w:r>
@@ -831,7 +1037,7 @@
                 <w:rFonts w:ascii="Times New Roman" w:hAnsi="Times New Roman" w:eastAsia="Times New Roman"/>
                 <w:b w:val="0"/>
                 <w:i w:val="0"/>
-                <w:sz w:val="24"/>
+                <w:sz w:val="22"/>
               </w:rPr>
               <w:t>Our Vision</w:t>
             </w:r>
@@ -846,7 +1052,7 @@
                 <w:b/>
                 <w:i w:val="0"/>
                 <w:color w:val="156082"/>
-                <w:sz w:val="22"/>
+                <w:sz w:val="20"/>
               </w:rPr>
               <w:t xml:space="preserve">Paragraph: </w:t>
             </w:r>
@@ -855,7 +1061,7 @@
                 <w:rFonts w:ascii="Times New Roman" w:hAnsi="Times New Roman" w:eastAsia="Times New Roman"/>
                 <w:b w:val="0"/>
                 <w:i w:val="0"/>
-                <w:sz w:val="24"/>
+                <w:sz w:val="22"/>
               </w:rPr>
               <w:t>To be the best place for students to learn about F1.</w:t>
             </w:r>
@@ -870,7 +1076,7 @@
                 <w:b/>
                 <w:i w:val="0"/>
                 <w:color w:val="156082"/>
-                <w:sz w:val="22"/>
+                <w:sz w:val="20"/>
               </w:rPr>
               <w:t xml:space="preserve">Subheading: </w:t>
             </w:r>
@@ -879,7 +1085,7 @@
                 <w:rFonts w:ascii="Times New Roman" w:hAnsi="Times New Roman" w:eastAsia="Times New Roman"/>
                 <w:b w:val="0"/>
                 <w:i w:val="0"/>
-                <w:sz w:val="24"/>
+                <w:sz w:val="22"/>
               </w:rPr>
               <w:t>Our Mission</w:t>
             </w:r>
@@ -894,7 +1100,7 @@
                 <w:b/>
                 <w:i w:val="0"/>
                 <w:color w:val="156082"/>
-                <w:sz w:val="22"/>
+                <w:sz w:val="20"/>
               </w:rPr>
               <w:t xml:space="preserve">Numbered list: </w:t>
             </w:r>
@@ -909,7 +1115,7 @@
                 <w:rFonts w:ascii="Times New Roman" w:hAnsi="Times New Roman" w:eastAsia="Times New Roman"/>
                 <w:b w:val="0"/>
                 <w:i w:val="0"/>
-                <w:sz w:val="24"/>
+                <w:sz w:val="22"/>
               </w:rPr>
               <w:t>1. Share simple F1 facts.</w:t>
             </w:r>
@@ -924,7 +1130,7 @@
                 <w:rFonts w:ascii="Times New Roman" w:hAnsi="Times New Roman" w:eastAsia="Times New Roman"/>
                 <w:b w:val="0"/>
                 <w:i w:val="0"/>
-                <w:sz w:val="24"/>
+                <w:sz w:val="22"/>
               </w:rPr>
               <w:t>2. Show the science in F1.</w:t>
             </w:r>
@@ -939,7 +1145,7 @@
                 <w:rFonts w:ascii="Times New Roman" w:hAnsi="Times New Roman" w:eastAsia="Times New Roman"/>
                 <w:b w:val="0"/>
                 <w:i w:val="0"/>
-                <w:sz w:val="24"/>
+                <w:sz w:val="22"/>
               </w:rPr>
               <w:t>3. Celebrate the Abu Dhabi GP.</w:t>
             </w:r>
@@ -962,30 +1168,39 @@
     </w:p>
     <w:p>
       <w:pPr>
-        <w:spacing w:after="60" w:before="0"/>
+        <w:spacing w:after="30" w:before="0"/>
       </w:pPr>
       <w:r>
         <w:rPr>
           <w:rFonts w:ascii="Times New Roman" w:hAnsi="Times New Roman" w:eastAsia="Times New Roman"/>
           <w:b/>
           <w:i w:val="0"/>
-          <w:sz w:val="22"/>
+          <w:sz w:val="21"/>
         </w:rPr>
-        <w:t>Check your work:</w:t>
+        <w:t xml:space="preserve">Check your work:   </w:t>
+      </w:r>
+      <w:r>
+        <w:rPr>
+          <w:rFonts w:ascii="Times New Roman" w:hAnsi="Times New Roman" w:eastAsia="Times New Roman"/>
+          <w:b w:val="0"/>
+          <w:i w:val="0"/>
+          <w:sz w:val="21"/>
+        </w:rPr>
+        <w:t>☐  All 4 files have the correct names      ☐  Each page has the skeleton and its own title</w:t>
       </w:r>
     </w:p>
     <w:p>
       <w:pPr>
-        <w:spacing w:after="40" w:before="0"/>
+        <w:spacing w:after="20" w:before="0"/>
       </w:pPr>
       <w:r>
         <w:rPr>
           <w:rFonts w:ascii="Times New Roman" w:hAnsi="Times New Roman" w:eastAsia="Times New Roman"/>
           <w:b w:val="0"/>
           <w:i w:val="0"/>
-          <w:sz w:val="22"/>
+          <w:sz w:val="21"/>
         </w:rPr>
-        <w:t>☐  All 4 files have the correct names      ☐  Each page has the skeleton and its own title      ☐  Each page shows its heading and text in the browser</w:t>
+        <w:t>☐  The navigation menu is at the top of every page      ☐  Every link works when I click it</w:t>
       </w:r>
     </w:p>
     <w:sectPr>
